--- a/memos/LightWorkMemo027-r2-4HornEvents.docx
+++ b/memos/LightWorkMemo027-r2-4HornEvents.docx
@@ -418,7 +418,7 @@
             <w:szCs w:val="22"/>
             <w:u w:val="single"/>
           </w:rPr>
-          <w:t>http://WVURAIL.org/cra</w:t>
+          <w:t>https://wvurail.org/dspira/</w:t>
         </w:r>
       </w:hyperlink>
     </w:p>
